--- a/evidencias/Evidencias.docx
+++ b/evidencias/Evidencias.docx
@@ -6,9 +6,9 @@
       <w:r>
         <w:drawing>
           <wp:inline distT="0" distB="0" distL="114300" distR="114300">
-            <wp:extent cx="5269865" cy="3986530"/>
-            <wp:effectExtent l="0" t="0" r="6985" b="13970"/>
-            <wp:docPr id="3" name="Picture 3"/>
+            <wp:extent cx="4074160" cy="2919730"/>
+            <wp:effectExtent l="0" t="0" r="2540" b="13970"/>
+            <wp:docPr id="3" name="Picture 1"/>
             <wp:cNvGraphicFramePr>
               <a:graphicFrameLocks xmlns:a="http://schemas.openxmlformats.org/drawingml/2006/main" noChangeAspect="1"/>
             </wp:cNvGraphicFramePr>
@@ -16,7 +16,7 @@
               <a:graphicData uri="http://schemas.openxmlformats.org/drawingml/2006/picture">
                 <pic:pic xmlns:pic="http://schemas.openxmlformats.org/drawingml/2006/picture">
                   <pic:nvPicPr>
-                    <pic:cNvPr id="3" name="Picture 3"/>
+                    <pic:cNvPr id="3" name="Picture 1"/>
                     <pic:cNvPicPr>
                       <a:picLocks noChangeAspect="1"/>
                     </pic:cNvPicPr>
@@ -30,7 +30,7 @@
                   <pic:spPr>
                     <a:xfrm>
                       <a:off x="0" y="0"/>
-                      <a:ext cx="5269865" cy="3986530"/>
+                      <a:ext cx="4074160" cy="2919730"/>
                     </a:xfrm>
                     <a:prstGeom prst="rect">
                       <a:avLst/>
@@ -46,12 +46,15 @@
           </wp:inline>
         </w:drawing>
       </w:r>
+    </w:p>
+    <w:p/>
+    <w:p>
       <w:r>
         <w:drawing>
           <wp:inline distT="0" distB="0" distL="114300" distR="114300">
-            <wp:extent cx="3128010" cy="2192655"/>
-            <wp:effectExtent l="0" t="0" r="15240" b="17145"/>
-            <wp:docPr id="1" name="Picture 1"/>
+            <wp:extent cx="3039110" cy="1503680"/>
+            <wp:effectExtent l="0" t="0" r="8890" b="1270"/>
+            <wp:docPr id="4" name="Picture 2"/>
             <wp:cNvGraphicFramePr>
               <a:graphicFrameLocks xmlns:a="http://schemas.openxmlformats.org/drawingml/2006/main" noChangeAspect="1"/>
             </wp:cNvGraphicFramePr>
@@ -59,7 +62,7 @@
               <a:graphicData uri="http://schemas.openxmlformats.org/drawingml/2006/picture">
                 <pic:pic xmlns:pic="http://schemas.openxmlformats.org/drawingml/2006/picture">
                   <pic:nvPicPr>
-                    <pic:cNvPr id="1" name="Picture 1"/>
+                    <pic:cNvPr id="4" name="Picture 2"/>
                     <pic:cNvPicPr>
                       <a:picLocks noChangeAspect="1"/>
                     </pic:cNvPicPr>
@@ -73,7 +76,7 @@
                   <pic:spPr>
                     <a:xfrm>
                       <a:off x="0" y="0"/>
-                      <a:ext cx="3128010" cy="2192655"/>
+                      <a:ext cx="3039110" cy="1503680"/>
                     </a:xfrm>
                     <a:prstGeom prst="rect">
                       <a:avLst/>
@@ -89,8 +92,6 @@
           </wp:inline>
         </w:drawing>
       </w:r>
-      <w:bookmarkStart w:id="0" w:name="_GoBack"/>
-      <w:bookmarkEnd w:id="0"/>
     </w:p>
     <w:p>
       <w:r>
@@ -136,6 +137,8 @@
           </wp:inline>
         </w:drawing>
       </w:r>
+      <w:bookmarkStart w:id="0" w:name="_GoBack"/>
+      <w:bookmarkEnd w:id="0"/>
     </w:p>
     <w:sectPr>
       <w:pgSz w:w="11906" w:h="16838"/>
